--- a/review-ai-platform/docs/ReviewIQ-评论分析系统使用手册.docx
+++ b/review-ai-platform/docs/ReviewIQ-评论分析系统使用手册.docx
@@ -37,7 +37,7 @@
           <w:color w:val="475569"/>
           <w:sz w:val="20"/>
         </w:rPr>
-        <w:t>版本：2026-06-22</w:t>
+        <w:t>版本：2026-06-26</w:t>
         <w:br/>
         <w:t>适用对象：运营人员、分析人员、系统管理员、超管</w:t>
       </w:r>
@@ -355,6 +355,14 @@
       </w:r>
     </w:p>
     <w:p>
+      <w:r>
+        <w:rPr>
+          <w:rFonts w:ascii="Microsoft YaHei" w:hAnsi="Microsoft YaHei" w:eastAsia="Microsoft YaHei"/>
+        </w:rPr>
+        <w:t>本次更新覆盖 2026-06-26 前后的功能和 UI 调整，包括：评论明细高级筛选抽屉、移动端评论卡片、分析日志级别筛选、失败任务重试、采集/分析删除确认、行动看板响应式优化、后台按钮图标和全局按钮颜色调整。</w:t>
+      </w:r>
+    </w:p>
+    <w:p>
       <w:pPr>
         <w:pStyle w:val="Heading2"/>
       </w:pPr>
@@ -460,7 +468,7 @@
         </w:rPr>
         <w:drawing>
           <wp:inline xmlns:a="http://schemas.openxmlformats.org/drawingml/2006/main" xmlns:pic="http://schemas.openxmlformats.org/drawingml/2006/picture">
-            <wp:extent cx="5806440" cy="4032250"/>
+            <wp:extent cx="5806440" cy="3266122"/>
             <wp:docPr id="1" name="Picture 1"/>
             <wp:cNvGraphicFramePr>
               <a:graphicFrameLocks noChangeAspect="1"/>
@@ -481,7 +489,7 @@
                   <pic:spPr>
                     <a:xfrm>
                       <a:off x="0" y="0"/>
-                      <a:ext cx="5806440" cy="4032250"/>
+                      <a:ext cx="5806440" cy="3266122"/>
                     </a:xfrm>
                     <a:prstGeom prst="rect"/>
                   </pic:spPr>
@@ -764,7 +772,7 @@
         </w:rPr>
         <w:drawing>
           <wp:inline xmlns:a="http://schemas.openxmlformats.org/drawingml/2006/main" xmlns:pic="http://schemas.openxmlformats.org/drawingml/2006/picture">
-            <wp:extent cx="5806440" cy="4032250"/>
+            <wp:extent cx="5806440" cy="3266122"/>
             <wp:docPr id="2" name="Picture 2"/>
             <wp:cNvGraphicFramePr>
               <a:graphicFrameLocks noChangeAspect="1"/>
@@ -785,7 +793,7 @@
                   <pic:spPr>
                     <a:xfrm>
                       <a:off x="0" y="0"/>
-                      <a:ext cx="5806440" cy="4032250"/>
+                      <a:ext cx="5806440" cy="3266122"/>
                     </a:xfrm>
                     <a:prstGeom prst="rect"/>
                   </pic:spPr>
@@ -1006,7 +1014,7 @@
         </w:rPr>
         <w:drawing>
           <wp:inline xmlns:a="http://schemas.openxmlformats.org/drawingml/2006/main" xmlns:pic="http://schemas.openxmlformats.org/drawingml/2006/picture">
-            <wp:extent cx="5806440" cy="4032250"/>
+            <wp:extent cx="5806440" cy="3266122"/>
             <wp:docPr id="3" name="Picture 3"/>
             <wp:cNvGraphicFramePr>
               <a:graphicFrameLocks noChangeAspect="1"/>
@@ -1027,7 +1035,7 @@
                   <pic:spPr>
                     <a:xfrm>
                       <a:off x="0" y="0"/>
-                      <a:ext cx="5806440" cy="4032250"/>
+                      <a:ext cx="5806440" cy="3266122"/>
                     </a:xfrm>
                     <a:prstGeom prst="rect"/>
                   </pic:spPr>
@@ -1121,6 +1129,14 @@
       </w:r>
     </w:p>
     <w:p>
+      <w:r>
+        <w:rPr>
+          <w:rFonts w:ascii="Microsoft YaHei" w:hAnsi="Microsoft YaHei" w:eastAsia="Microsoft YaHei"/>
+        </w:rPr>
+        <w:t>当前 UI 会把高频操作保留为直接按钮，例如“立即运行”“开始分析”“查看分析”；低频或危险操作会收纳到“更多”菜单中，例如“重试”“删除”。这样可以避免操作栏拥挤和按钮换行。</w:t>
+      </w:r>
+    </w:p>
+    <w:p>
       <w:pPr>
         <w:pStyle w:val="Heading3"/>
       </w:pPr>
@@ -1163,7 +1179,7 @@
         </w:rPr>
         <w:drawing>
           <wp:inline xmlns:a="http://schemas.openxmlformats.org/drawingml/2006/main" xmlns:pic="http://schemas.openxmlformats.org/drawingml/2006/picture">
-            <wp:extent cx="5806440" cy="4032250"/>
+            <wp:extent cx="5806440" cy="3266122"/>
             <wp:docPr id="4" name="Picture 4"/>
             <wp:cNvGraphicFramePr>
               <a:graphicFrameLocks noChangeAspect="1"/>
@@ -1184,7 +1200,7 @@
                   <pic:spPr>
                     <a:xfrm>
                       <a:off x="0" y="0"/>
-                      <a:ext cx="5806440" cy="4032250"/>
+                      <a:ext cx="5806440" cy="3266122"/>
                     </a:xfrm>
                     <a:prstGeom prst="rect"/>
                   </pic:spPr>
@@ -1438,7 +1454,7 @@
         </w:rPr>
         <w:drawing>
           <wp:inline xmlns:a="http://schemas.openxmlformats.org/drawingml/2006/main" xmlns:pic="http://schemas.openxmlformats.org/drawingml/2006/picture">
-            <wp:extent cx="5806440" cy="4032250"/>
+            <wp:extent cx="5806440" cy="3266122"/>
             <wp:docPr id="5" name="Picture 5"/>
             <wp:cNvGraphicFramePr>
               <a:graphicFrameLocks noChangeAspect="1"/>
@@ -1459,7 +1475,7 @@
                   <pic:spPr>
                     <a:xfrm>
                       <a:off x="0" y="0"/>
-                      <a:ext cx="5806440" cy="4032250"/>
+                      <a:ext cx="5806440" cy="3266122"/>
                     </a:xfrm>
                     <a:prstGeom prst="rect"/>
                   </pic:spPr>
@@ -1858,6 +1874,17 @@
         <w:rPr>
           <w:rFonts w:ascii="Microsoft YaHei" w:hAnsi="Microsoft YaHei" w:eastAsia="Microsoft YaHei"/>
         </w:rPr>
+        <w:t>删除采集记录或监听任务时，系统会弹出确认窗口，请再次核对任务名称、链接和影响范围。</w:t>
+      </w:r>
+    </w:p>
+    <w:p>
+      <w:pPr>
+        <w:pStyle w:val="ListBullet"/>
+      </w:pPr>
+      <w:r>
+        <w:rPr>
+          <w:rFonts w:ascii="Microsoft YaHei" w:hAnsi="Microsoft YaHei" w:eastAsia="Microsoft YaHei"/>
+        </w:rPr>
         <w:t>如果采集记录已经生成分析任务，删除采集记录不一定等同于删除分析任务。</w:t>
       </w:r>
     </w:p>
@@ -1915,7 +1942,7 @@
         </w:rPr>
         <w:drawing>
           <wp:inline xmlns:a="http://schemas.openxmlformats.org/drawingml/2006/main" xmlns:pic="http://schemas.openxmlformats.org/drawingml/2006/picture">
-            <wp:extent cx="5806440" cy="4032250"/>
+            <wp:extent cx="5806440" cy="3266122"/>
             <wp:docPr id="6" name="Picture 6"/>
             <wp:cNvGraphicFramePr>
               <a:graphicFrameLocks noChangeAspect="1"/>
@@ -1936,7 +1963,7 @@
                   <pic:spPr>
                     <a:xfrm>
                       <a:off x="0" y="0"/>
-                      <a:ext cx="5806440" cy="4032250"/>
+                      <a:ext cx="5806440" cy="3266122"/>
                     </a:xfrm>
                     <a:prstGeom prst="rect"/>
                   </pic:spPr>
@@ -2085,6 +2112,28 @@
       </w:r>
     </w:p>
     <w:p>
+      <w:pPr>
+        <w:pStyle w:val="ListBullet"/>
+      </w:pPr>
+      <w:r>
+        <w:rPr>
+          <w:rFonts w:ascii="Microsoft YaHei" w:hAnsi="Microsoft YaHei" w:eastAsia="Microsoft YaHei"/>
+        </w:rPr>
+        <w:t>查看日志：分析日志支持“全部 / 警告 / 错误”筛选，排查失败时建议先切到“错误”。</w:t>
+      </w:r>
+    </w:p>
+    <w:p>
+      <w:pPr>
+        <w:pStyle w:val="ListBullet"/>
+      </w:pPr>
+      <w:r>
+        <w:rPr>
+          <w:rFonts w:ascii="Microsoft YaHei" w:hAnsi="Microsoft YaHei" w:eastAsia="Microsoft YaHei"/>
+        </w:rPr>
+        <w:t>更多操作：操作栏会优先展示“打开”“查看分析”，报告、行动项、删除等低频操作可在“更多”菜单中找到。</w:t>
+      </w:r>
+    </w:p>
+    <w:p>
       <w:r>
         <w:rPr>
           <w:rFonts w:ascii="Microsoft YaHei" w:hAnsi="Microsoft YaHei" w:eastAsia="Microsoft YaHei"/>
@@ -2156,6 +2205,14 @@
           <w:rFonts w:ascii="Microsoft YaHei" w:hAnsi="Microsoft YaHei" w:eastAsia="Microsoft YaHei"/>
         </w:rPr>
         <w:t>失败：分析任务失败，需要查看日志或重试。</w:t>
+      </w:r>
+    </w:p>
+    <w:p>
+      <w:r>
+        <w:rPr>
+          <w:rFonts w:ascii="Microsoft YaHei" w:hAnsi="Microsoft YaHei" w:eastAsia="Microsoft YaHei"/>
+        </w:rPr>
+        <w:t>删除分析任务时，评论、分析结果、报告分享和行动项可能一并被删除。系统会使用站内确认弹窗提示影响范围，确认后再执行。</w:t>
       </w:r>
     </w:p>
     <w:p>
@@ -2324,7 +2381,7 @@
         </w:rPr>
         <w:drawing>
           <wp:inline xmlns:a="http://schemas.openxmlformats.org/drawingml/2006/main" xmlns:pic="http://schemas.openxmlformats.org/drawingml/2006/picture">
-            <wp:extent cx="5806440" cy="4032250"/>
+            <wp:extent cx="5806440" cy="3266122"/>
             <wp:docPr id="7" name="Picture 7"/>
             <wp:cNvGraphicFramePr>
               <a:graphicFrameLocks noChangeAspect="1"/>
@@ -2345,7 +2402,7 @@
                   <pic:spPr>
                     <a:xfrm>
                       <a:off x="0" y="0"/>
-                      <a:ext cx="5806440" cy="4032250"/>
+                      <a:ext cx="5806440" cy="3266122"/>
                     </a:xfrm>
                     <a:prstGeom prst="rect"/>
                   </pic:spPr>
@@ -2383,7 +2440,7 @@
         <w:rPr>
           <w:rFonts w:ascii="Microsoft YaHei" w:hAnsi="Microsoft YaHei" w:eastAsia="Microsoft YaHei"/>
         </w:rPr>
-        <w:t>筛选：按情绪、标签、评分、时间、来源等条件过滤。</w:t>
+        <w:t>筛选：顶部保留情绪、意图、关键词等常用筛选；评分、媒体、来源渠道、分组、展示列等低频筛选放在“更多筛选”抽屉中。</w:t>
       </w:r>
     </w:p>
     <w:p>
@@ -2428,6 +2485,17 @@
           <w:rFonts w:ascii="Microsoft YaHei" w:hAnsi="Microsoft YaHei" w:eastAsia="Microsoft YaHei"/>
         </w:rPr>
         <w:t>人工修正：对 AI 判断错误的情绪、标签或摘要进行纠正。</w:t>
+      </w:r>
+    </w:p>
+    <w:p>
+      <w:pPr>
+        <w:pStyle w:val="ListBullet"/>
+      </w:pPr>
+      <w:r>
+        <w:rPr>
+          <w:rFonts w:ascii="Microsoft YaHei" w:hAnsi="Microsoft YaHei" w:eastAsia="Microsoft YaHei"/>
+        </w:rPr>
+        <w:t>移动端卡片：在手机上查看评论明细时，系统会以卡片和分页展示评论摘要、情绪、意图和时间，减少横向表格操作。</w:t>
       </w:r>
     </w:p>
     <w:p>
@@ -2525,7 +2593,7 @@
         </w:rPr>
         <w:drawing>
           <wp:inline xmlns:a="http://schemas.openxmlformats.org/drawingml/2006/main" xmlns:pic="http://schemas.openxmlformats.org/drawingml/2006/picture">
-            <wp:extent cx="5806440" cy="4032250"/>
+            <wp:extent cx="5806440" cy="3266122"/>
             <wp:docPr id="8" name="Picture 8"/>
             <wp:cNvGraphicFramePr>
               <a:graphicFrameLocks noChangeAspect="1"/>
@@ -2546,7 +2614,7 @@
                   <pic:spPr>
                     <a:xfrm>
                       <a:off x="0" y="0"/>
-                      <a:ext cx="5806440" cy="4032250"/>
+                      <a:ext cx="5806440" cy="3266122"/>
                     </a:xfrm>
                     <a:prstGeom prst="rect"/>
                   </pic:spPr>
@@ -2625,6 +2693,14 @@
         <w:rPr>
           <w:rFonts w:ascii="Microsoft YaHei" w:hAnsi="Microsoft YaHei" w:eastAsia="Microsoft YaHei"/>
         </w:rPr>
+        <w:t>行动项看板会按“未处理 / 处理中 / 已完成”等状态分列展示事项，支持修改状态、负责人、优先级和截止日期。中屏会保持两列统计卡片，手机端按钮会自动压缩成稳定布局，便于轻量跟进。</w:t>
+      </w:r>
+    </w:p>
+    <w:p>
+      <w:r>
+        <w:rPr>
+          <w:rFonts w:ascii="Microsoft YaHei" w:hAnsi="Microsoft YaHei" w:eastAsia="Microsoft YaHei"/>
+        </w:rPr>
         <w:t>建议工作流：</w:t>
       </w:r>
     </w:p>
@@ -2715,7 +2791,7 @@
         </w:rPr>
         <w:drawing>
           <wp:inline xmlns:a="http://schemas.openxmlformats.org/drawingml/2006/main" xmlns:pic="http://schemas.openxmlformats.org/drawingml/2006/picture">
-            <wp:extent cx="5806440" cy="4032250"/>
+            <wp:extent cx="5806440" cy="3266122"/>
             <wp:docPr id="9" name="Picture 9"/>
             <wp:cNvGraphicFramePr>
               <a:graphicFrameLocks noChangeAspect="1"/>
@@ -2736,7 +2812,7 @@
                   <pic:spPr>
                     <a:xfrm>
                       <a:off x="0" y="0"/>
-                      <a:ext cx="5806440" cy="4032250"/>
+                      <a:ext cx="5806440" cy="3266122"/>
                     </a:xfrm>
                     <a:prstGeom prst="rect"/>
                   </pic:spPr>
@@ -2894,7 +2970,7 @@
         </w:rPr>
         <w:drawing>
           <wp:inline xmlns:a="http://schemas.openxmlformats.org/drawingml/2006/main" xmlns:pic="http://schemas.openxmlformats.org/drawingml/2006/picture">
-            <wp:extent cx="5806440" cy="4032250"/>
+            <wp:extent cx="5806440" cy="3266122"/>
             <wp:docPr id="10" name="Picture 10"/>
             <wp:cNvGraphicFramePr>
               <a:graphicFrameLocks noChangeAspect="1"/>
@@ -2915,7 +2991,7 @@
                   <pic:spPr>
                     <a:xfrm>
                       <a:off x="0" y="0"/>
-                      <a:ext cx="5806440" cy="4032250"/>
+                      <a:ext cx="5806440" cy="3266122"/>
                     </a:xfrm>
                     <a:prstGeom prst="rect"/>
                   </pic:spPr>
@@ -3218,7 +3294,7 @@
         </w:rPr>
         <w:drawing>
           <wp:inline xmlns:a="http://schemas.openxmlformats.org/drawingml/2006/main" xmlns:pic="http://schemas.openxmlformats.org/drawingml/2006/picture">
-            <wp:extent cx="2377440" cy="5145024"/>
+            <wp:extent cx="2377440" cy="5263423"/>
             <wp:docPr id="11" name="Picture 11"/>
             <wp:cNvGraphicFramePr>
               <a:graphicFrameLocks noChangeAspect="1"/>
@@ -3239,7 +3315,7 @@
                   <pic:spPr>
                     <a:xfrm>
                       <a:off x="0" y="0"/>
-                      <a:ext cx="2377440" cy="5145024"/>
+                      <a:ext cx="2377440" cy="5263423"/>
                     </a:xfrm>
                     <a:prstGeom prst="rect"/>
                   </pic:spPr>
@@ -3277,7 +3353,7 @@
         <w:rPr>
           <w:rFonts w:ascii="Microsoft YaHei" w:hAnsi="Microsoft YaHei" w:eastAsia="Microsoft YaHei"/>
         </w:rPr>
-        <w:t>大表格页面可以横向滚动查看字段。</w:t>
+        <w:t>大表格页面可以横向滚动查看字段，右侧淡出阴影表示还有内容可滑动。</w:t>
       </w:r>
     </w:p>
     <w:p>
@@ -3288,6 +3364,17 @@
         <w:rPr>
           <w:rFonts w:ascii="Microsoft YaHei" w:hAnsi="Microsoft YaHei" w:eastAsia="Microsoft YaHei"/>
         </w:rPr>
+        <w:t>评论明细在移动端会显示为卡片列表，并提供分页。</w:t>
+      </w:r>
+    </w:p>
+    <w:p>
+      <w:pPr>
+        <w:pStyle w:val="ListBullet"/>
+      </w:pPr>
+      <w:r>
+        <w:rPr>
+          <w:rFonts w:ascii="Microsoft YaHei" w:hAnsi="Microsoft YaHei" w:eastAsia="Microsoft YaHei"/>
+        </w:rPr>
         <w:t>新建任务时尽量复制完整链接，避免手动输入错误。</w:t>
       </w:r>
     </w:p>
@@ -4144,6 +4231,17 @@
           <w:rFonts w:ascii="Microsoft YaHei" w:hAnsi="Microsoft YaHei" w:eastAsia="Microsoft YaHei"/>
         </w:rPr>
         <w:t>删除操作请谨慎，删除后通常不可恢复。</w:t>
+      </w:r>
+    </w:p>
+    <w:p>
+      <w:pPr>
+        <w:pStyle w:val="ListBullet"/>
+      </w:pPr>
+      <w:r>
+        <w:rPr>
+          <w:rFonts w:ascii="Microsoft YaHei" w:hAnsi="Microsoft YaHei" w:eastAsia="Microsoft YaHei"/>
+        </w:rPr>
+        <w:t>删除或撤销分享时，系统会显示站内确认弹窗；确认前请阅读弹窗中的影响范围。</w:t>
       </w:r>
     </w:p>
     <w:p>

--- a/review-ai-platform/docs/ReviewIQ-评论分析系统使用手册.docx
+++ b/review-ai-platform/docs/ReviewIQ-评论分析系统使用手册.docx
@@ -2231,130 +2231,7 @@
         <w:rPr>
           <w:rFonts w:ascii="Microsoft YaHei" w:hAnsi="Microsoft YaHei" w:eastAsia="Microsoft YaHei"/>
         </w:rPr>
-        <w:t>分析完成后，进入任务报告页查看 AI 输出结果。报告通常包括 NPS、情绪分布、核心主题、用户声音、痛点、机会点和行动建议。</w:t>
-      </w:r>
-    </w:p>
-    <w:p>
-      <w:r>
-        <w:rPr>
-          <w:rFonts w:ascii="Microsoft YaHei" w:hAnsi="Microsoft YaHei" w:eastAsia="Microsoft YaHei"/>
-        </w:rPr>
-        <w:t>报告阅读顺序建议：</w:t>
-      </w:r>
-    </w:p>
-    <w:p>
-      <w:pPr>
-        <w:pStyle w:val="ListNumber"/>
-      </w:pPr>
-      <w:r>
-        <w:rPr>
-          <w:rFonts w:ascii="Microsoft YaHei" w:hAnsi="Microsoft YaHei" w:eastAsia="Microsoft YaHei"/>
-        </w:rPr>
-        <w:t>先看总体结论，确认用户态度是正向、中性还是负向。</w:t>
-      </w:r>
-    </w:p>
-    <w:p>
-      <w:pPr>
-        <w:pStyle w:val="ListNumber"/>
-      </w:pPr>
-      <w:r>
-        <w:rPr>
-          <w:rFonts w:ascii="Microsoft YaHei" w:hAnsi="Microsoft YaHei" w:eastAsia="Microsoft YaHei"/>
-        </w:rPr>
-        <w:t>查看 NPS 和情绪分布，判断整体满意度。</w:t>
-      </w:r>
-    </w:p>
-    <w:p>
-      <w:pPr>
-        <w:pStyle w:val="ListNumber"/>
-      </w:pPr>
-      <w:r>
-        <w:rPr>
-          <w:rFonts w:ascii="Microsoft YaHei" w:hAnsi="Microsoft YaHei" w:eastAsia="Microsoft YaHei"/>
-        </w:rPr>
-        <w:t>查看用户声音和高频词，理解评论主要讨论什么。</w:t>
-      </w:r>
-    </w:p>
-    <w:p>
-      <w:pPr>
-        <w:pStyle w:val="ListNumber"/>
-      </w:pPr>
-      <w:r>
-        <w:rPr>
-          <w:rFonts w:ascii="Microsoft YaHei" w:hAnsi="Microsoft YaHei" w:eastAsia="Microsoft YaHei"/>
-        </w:rPr>
-        <w:t>查看痛点和机会点，判断哪些问题值得优先处理。</w:t>
-      </w:r>
-    </w:p>
-    <w:p>
-      <w:pPr>
-        <w:pStyle w:val="ListNumber"/>
-      </w:pPr>
-      <w:r>
-        <w:rPr>
-          <w:rFonts w:ascii="Microsoft YaHei" w:hAnsi="Microsoft YaHei" w:eastAsia="Microsoft YaHei"/>
-        </w:rPr>
-        <w:t>进入评论明细，抽样核对原始评论是否支持结论。</w:t>
-      </w:r>
-    </w:p>
-    <w:p>
-      <w:r>
-        <w:rPr>
-          <w:rFonts w:ascii="Microsoft YaHei" w:hAnsi="Microsoft YaHei" w:eastAsia="Microsoft YaHei"/>
-        </w:rPr>
-        <w:t>重要说明：</w:t>
-      </w:r>
-    </w:p>
-    <w:p>
-      <w:pPr>
-        <w:pStyle w:val="ListBullet"/>
-      </w:pPr>
-      <w:r>
-        <w:rPr>
-          <w:rFonts w:ascii="Microsoft YaHei" w:hAnsi="Microsoft YaHei" w:eastAsia="Microsoft YaHei"/>
-        </w:rPr>
-        <w:t>YouTube 视频类评论不等同于商品评论。分析类型选择“视频类评论”后，系统应围绕内容观点、人物态度、主题讨论、传播反馈等角度分析。</w:t>
-      </w:r>
-    </w:p>
-    <w:p>
-      <w:pPr>
-        <w:pStyle w:val="ListBullet"/>
-      </w:pPr>
-      <w:r>
-        <w:rPr>
-          <w:rFonts w:ascii="Microsoft YaHei" w:hAnsi="Microsoft YaHei" w:eastAsia="Microsoft YaHei"/>
-        </w:rPr>
-        <w:t>商品评论才更关注质量、物流、价格、售后、包装、使用体验等电商维度。</w:t>
-      </w:r>
-    </w:p>
-    <w:p>
-      <w:pPr>
-        <w:pStyle w:val="ListBullet"/>
-      </w:pPr>
-      <w:r>
-        <w:rPr>
-          <w:rFonts w:ascii="Microsoft YaHei" w:hAnsi="Microsoft YaHei" w:eastAsia="Microsoft YaHei"/>
-        </w:rPr>
-        <w:t>如果发现用户声音全部偏向电商词汇，优先检查该任务的分析类型和超管提示词配置。</w:t>
-      </w:r>
-    </w:p>
-    <w:p>
-      <w:pPr>
-        <w:pStyle w:val="Heading2"/>
-      </w:pPr>
-      <w:r>
-        <w:rPr>
-          <w:rFonts w:ascii="Microsoft YaHei" w:hAnsi="Microsoft YaHei" w:eastAsia="Microsoft YaHei"/>
-        </w:rPr>
-        <w:t>8. 评论明细</w:t>
-      </w:r>
-    </w:p>
-    <w:p>
-      <w:r>
-        <w:rPr>
-          <w:rFonts w:ascii="Microsoft YaHei" w:hAnsi="Microsoft YaHei" w:eastAsia="Microsoft YaHei"/>
-        </w:rPr>
-        <w:t>评论明细用于查看原始评论和 AI 标注结果。</w:t>
+        <w:t>分析完成后，进入任务报告页查看 AI 输出结果。新版报告页顶部会显示当前报告信息、任务来源、分析类型、生成时间和操作入口，正文先给出执行摘要，再展示关键指标快照、主题洞察、用户声音、代表性评论、痛点、机会点和行动建议。</w:t>
       </w:r>
     </w:p>
     <w:p>
@@ -2368,7 +2245,7 @@
           <w:color w:val="475569"/>
           <w:sz w:val="18"/>
         </w:rPr>
-        <w:t>图：评论明细</w:t>
+        <w:t>图：分析报告与导出入口</w:t>
       </w:r>
     </w:p>
     <w:p>
@@ -2390,7 +2267,7 @@
               <a:graphicData uri="http://schemas.openxmlformats.org/drawingml/2006/picture">
                 <pic:pic>
                   <pic:nvPicPr>
-                    <pic:cNvPr id="0" name="07-reviews.png"/>
+                    <pic:cNvPr id="0" name="12-analysis-report.png"/>
                     <pic:cNvPicPr/>
                   </pic:nvPicPr>
                   <pic:blipFill>
@@ -2418,7 +2295,81 @@
         <w:rPr>
           <w:rFonts w:ascii="Microsoft YaHei" w:hAnsi="Microsoft YaHei" w:eastAsia="Microsoft YaHei"/>
         </w:rPr>
-        <w:t>常用能力：</w:t>
+        <w:t>报告阅读顺序建议：</w:t>
+      </w:r>
+    </w:p>
+    <w:p>
+      <w:pPr>
+        <w:pStyle w:val="ListNumber"/>
+      </w:pPr>
+      <w:r>
+        <w:rPr>
+          <w:rFonts w:ascii="Microsoft YaHei" w:hAnsi="Microsoft YaHei" w:eastAsia="Microsoft YaHei"/>
+        </w:rPr>
+        <w:t>先看执行摘要，快速判断整体态度、主要矛盾和优先关注点。</w:t>
+      </w:r>
+    </w:p>
+    <w:p>
+      <w:pPr>
+        <w:pStyle w:val="ListNumber"/>
+      </w:pPr>
+      <w:r>
+        <w:rPr>
+          <w:rFonts w:ascii="Microsoft YaHei" w:hAnsi="Microsoft YaHei" w:eastAsia="Microsoft YaHei"/>
+        </w:rPr>
+        <w:t>查看报告快照，确认评论样本、正向占比、负向或争议评论、观点支持度等关键指标。</w:t>
+      </w:r>
+    </w:p>
+    <w:p>
+      <w:pPr>
+        <w:pStyle w:val="ListNumber"/>
+      </w:pPr>
+      <w:r>
+        <w:rPr>
+          <w:rFonts w:ascii="Microsoft YaHei" w:hAnsi="Microsoft YaHei" w:eastAsia="Microsoft YaHei"/>
+        </w:rPr>
+        <w:t>查看情感分布、来源分布、意图分布、问题统计和动态标签，理解评论结构。</w:t>
+      </w:r>
+    </w:p>
+    <w:p>
+      <w:pPr>
+        <w:pStyle w:val="ListNumber"/>
+      </w:pPr>
+      <w:r>
+        <w:rPr>
+          <w:rFonts w:ascii="Microsoft YaHei" w:hAnsi="Microsoft YaHei" w:eastAsia="Microsoft YaHei"/>
+        </w:rPr>
+        <w:t>查看用户声音、高频词和观点聚类，判断用户真正集中讨论什么。</w:t>
+      </w:r>
+    </w:p>
+    <w:p>
+      <w:pPr>
+        <w:pStyle w:val="ListNumber"/>
+      </w:pPr>
+      <w:r>
+        <w:rPr>
+          <w:rFonts w:ascii="Microsoft YaHei" w:hAnsi="Microsoft YaHei" w:eastAsia="Microsoft YaHei"/>
+        </w:rPr>
+        <w:t>查看痛点、机会点和行动建议，决定后续运营、内容或产品动作。</w:t>
+      </w:r>
+    </w:p>
+    <w:p>
+      <w:pPr>
+        <w:pStyle w:val="ListNumber"/>
+      </w:pPr>
+      <w:r>
+        <w:rPr>
+          <w:rFonts w:ascii="Microsoft YaHei" w:hAnsi="Microsoft YaHei" w:eastAsia="Microsoft YaHei"/>
+        </w:rPr>
+        <w:t>进入评论明细，抽样核对原始评论是否支持结论。</w:t>
+      </w:r>
+    </w:p>
+    <w:p>
+      <w:r>
+        <w:rPr>
+          <w:rFonts w:ascii="Microsoft YaHei" w:hAnsi="Microsoft YaHei" w:eastAsia="Microsoft YaHei"/>
+        </w:rPr>
+        <w:t>报告导出方式：</w:t>
       </w:r>
     </w:p>
     <w:p>
@@ -2429,7 +2380,7 @@
         <w:rPr>
           <w:rFonts w:ascii="Microsoft YaHei" w:hAnsi="Microsoft YaHei" w:eastAsia="Microsoft YaHei"/>
         </w:rPr>
-        <w:t>搜索：按关键词查找评论。</w:t>
+        <w:t>导出 Markdown：适合内部复盘、二次编辑或粘贴到知识库。</w:t>
       </w:r>
     </w:p>
     <w:p>
@@ -2440,7 +2391,7 @@
         <w:rPr>
           <w:rFonts w:ascii="Microsoft YaHei" w:hAnsi="Microsoft YaHei" w:eastAsia="Microsoft YaHei"/>
         </w:rPr>
-        <w:t>筛选：顶部保留情绪、意图、关键词等常用筛选；评分、媒体、来源渠道、分组、展示列等低频筛选放在“更多筛选”抽屉中。</w:t>
+        <w:t>导出 HTML：适合以静态页面方式打开、归档或发送给团队成员查看。</w:t>
       </w:r>
     </w:p>
     <w:p>
@@ -2451,7 +2402,23 @@
         <w:rPr>
           <w:rFonts w:ascii="Microsoft YaHei" w:hAnsi="Microsoft YaHei" w:eastAsia="Microsoft YaHei"/>
         </w:rPr>
-        <w:t>表格列配置：根据当前工作需要调整展示字段。</w:t>
+        <w:t>打印 / 保存 PDF：调用浏览器打印功能，适合正式汇报或留档。</w:t>
+      </w:r>
+    </w:p>
+    <w:p>
+      <w:r>
+        <w:rPr>
+          <w:rFonts w:ascii="Microsoft YaHei" w:hAnsi="Microsoft YaHei" w:eastAsia="Microsoft YaHei"/>
+        </w:rPr>
+        <w:t>导出前建议先复核代表性评论，确认不存在敏感信息、个人隐私或不适合外发的原文。图表和页面交互以系统页面为准，导出文件会保留结构化结论、指标和证据文本。</w:t>
+      </w:r>
+    </w:p>
+    <w:p>
+      <w:r>
+        <w:rPr>
+          <w:rFonts w:ascii="Microsoft YaHei" w:hAnsi="Microsoft YaHei" w:eastAsia="Microsoft YaHei"/>
+        </w:rPr>
+        <w:t>重要说明：</w:t>
       </w:r>
     </w:p>
     <w:p>
@@ -2462,7 +2429,7 @@
         <w:rPr>
           <w:rFonts w:ascii="Microsoft YaHei" w:hAnsi="Microsoft YaHei" w:eastAsia="Microsoft YaHei"/>
         </w:rPr>
-        <w:t>保存视图：将当前筛选条件保存为常用视图。</w:t>
+        <w:t>YouTube 视频类评论不等同于商品评论。分析类型选择“视频类评论”后，系统应围绕内容观点、人物态度、主题讨论、传播反馈等角度分析。</w:t>
       </w:r>
     </w:p>
     <w:p>
@@ -2473,7 +2440,7 @@
         <w:rPr>
           <w:rFonts w:ascii="Microsoft YaHei" w:hAnsi="Microsoft YaHei" w:eastAsia="Microsoft YaHei"/>
         </w:rPr>
-        <w:t>导出：导出当前筛选结果。</w:t>
+        <w:t>商品评论才更关注质量、物流、价格、售后、包装、使用体验等电商维度。</w:t>
       </w:r>
     </w:p>
     <w:p>
@@ -2484,70 +2451,7 @@
         <w:rPr>
           <w:rFonts w:ascii="Microsoft YaHei" w:hAnsi="Microsoft YaHei" w:eastAsia="Microsoft YaHei"/>
         </w:rPr>
-        <w:t>人工修正：对 AI 判断错误的情绪、标签或摘要进行纠正。</w:t>
-      </w:r>
-    </w:p>
-    <w:p>
-      <w:pPr>
-        <w:pStyle w:val="ListBullet"/>
-      </w:pPr>
-      <w:r>
-        <w:rPr>
-          <w:rFonts w:ascii="Microsoft YaHei" w:hAnsi="Microsoft YaHei" w:eastAsia="Microsoft YaHei"/>
-        </w:rPr>
-        <w:t>移动端卡片：在手机上查看评论明细时，系统会以卡片和分页展示评论摘要、情绪、意图和时间，减少横向表格操作。</w:t>
-      </w:r>
-    </w:p>
-    <w:p>
-      <w:r>
-        <w:rPr>
-          <w:rFonts w:ascii="Microsoft YaHei" w:hAnsi="Microsoft YaHei" w:eastAsia="Microsoft YaHei"/>
-        </w:rPr>
-        <w:t>建议用法：</w:t>
-      </w:r>
-    </w:p>
-    <w:p>
-      <w:pPr>
-        <w:pStyle w:val="ListBullet"/>
-      </w:pPr>
-      <w:r>
-        <w:rPr>
-          <w:rFonts w:ascii="Microsoft YaHei" w:hAnsi="Microsoft YaHei" w:eastAsia="Microsoft YaHei"/>
-        </w:rPr>
-        <w:t>报告结论有疑问时，回到评论明细抽查原文。</w:t>
-      </w:r>
-    </w:p>
-    <w:p>
-      <w:pPr>
-        <w:pStyle w:val="ListBullet"/>
-      </w:pPr>
-      <w:r>
-        <w:rPr>
-          <w:rFonts w:ascii="Microsoft YaHei" w:hAnsi="Microsoft YaHei" w:eastAsia="Microsoft YaHei"/>
-        </w:rPr>
-        <w:t>做专题分析时，先筛选关键词，再保存视图。</w:t>
-      </w:r>
-    </w:p>
-    <w:p>
-      <w:pPr>
-        <w:pStyle w:val="ListBullet"/>
-      </w:pPr>
-      <w:r>
-        <w:rPr>
-          <w:rFonts w:ascii="Microsoft YaHei" w:hAnsi="Microsoft YaHei" w:eastAsia="Microsoft YaHei"/>
-        </w:rPr>
-        <w:t>交付外部报告前，导出关键评论作为证据。</w:t>
-      </w:r>
-    </w:p>
-    <w:p>
-      <w:pPr>
-        <w:pStyle w:val="ListBullet"/>
-      </w:pPr>
-      <w:r>
-        <w:rPr>
-          <w:rFonts w:ascii="Microsoft YaHei" w:hAnsi="Microsoft YaHei" w:eastAsia="Microsoft YaHei"/>
-        </w:rPr>
-        <w:t>发现 AI 误判时，使用人工修正沉淀反馈。</w:t>
+        <w:t>如果发现用户声音全部偏向电商词汇，优先检查该任务的分析类型和超管提示词配置。</w:t>
       </w:r>
     </w:p>
     <w:p>
@@ -2558,15 +2462,15 @@
         <w:rPr>
           <w:rFonts w:ascii="Microsoft YaHei" w:hAnsi="Microsoft YaHei" w:eastAsia="Microsoft YaHei"/>
         </w:rPr>
-        <w:t>9. 增长运营</w:t>
-      </w:r>
-    </w:p>
-    <w:p>
-      <w:r>
-        <w:rPr>
-          <w:rFonts w:ascii="Microsoft YaHei" w:hAnsi="Microsoft YaHei" w:eastAsia="Microsoft YaHei"/>
-        </w:rPr>
-        <w:t>增长运营页用于把评论洞察转化为运营动作，例如内容选题、问题跟进、用户痛点处理和机会点管理。</w:t>
+        <w:t>8. 评论明细</w:t>
+      </w:r>
+    </w:p>
+    <w:p>
+      <w:r>
+        <w:rPr>
+          <w:rFonts w:ascii="Microsoft YaHei" w:hAnsi="Microsoft YaHei" w:eastAsia="Microsoft YaHei"/>
+        </w:rPr>
+        <w:t>评论明细用于查看原始评论和 AI 标注结果。</w:t>
       </w:r>
     </w:p>
     <w:p>
@@ -2580,7 +2484,7 @@
           <w:color w:val="475569"/>
           <w:sz w:val="18"/>
         </w:rPr>
-        <w:t>图：增长运营</w:t>
+        <w:t>图：评论明细</w:t>
       </w:r>
     </w:p>
     <w:p>
@@ -2602,7 +2506,7 @@
               <a:graphicData uri="http://schemas.openxmlformats.org/drawingml/2006/picture">
                 <pic:pic>
                   <pic:nvPicPr>
-                    <pic:cNvPr id="0" name="08-growth.png"/>
+                    <pic:cNvPr id="0" name="07-reviews.png"/>
                     <pic:cNvPicPr/>
                   </pic:nvPicPr>
                   <pic:blipFill>
@@ -2630,7 +2534,7 @@
         <w:rPr>
           <w:rFonts w:ascii="Microsoft YaHei" w:hAnsi="Microsoft YaHei" w:eastAsia="Microsoft YaHei"/>
         </w:rPr>
-        <w:t>常见用途：</w:t>
+        <w:t>常用能力：</w:t>
       </w:r>
     </w:p>
     <w:p>
@@ -2641,7 +2545,7 @@
         <w:rPr>
           <w:rFonts w:ascii="Microsoft YaHei" w:hAnsi="Microsoft YaHei" w:eastAsia="Microsoft YaHei"/>
         </w:rPr>
-        <w:t>查看近期用户反馈趋势。</w:t>
+        <w:t>搜索：按关键词查找评论。</w:t>
       </w:r>
     </w:p>
     <w:p>
@@ -2652,7 +2556,7 @@
         <w:rPr>
           <w:rFonts w:ascii="Microsoft YaHei" w:hAnsi="Microsoft YaHei" w:eastAsia="Microsoft YaHei"/>
         </w:rPr>
-        <w:t>对比不同任务或内容的反馈表现。</w:t>
+        <w:t>筛选：顶部保留情绪、意图、关键词等常用筛选；评分、媒体、来源渠道、分组、展示列等低频筛选放在“更多筛选”抽屉中。</w:t>
       </w:r>
     </w:p>
     <w:p>
@@ -2663,7 +2567,7 @@
         <w:rPr>
           <w:rFonts w:ascii="Microsoft YaHei" w:hAnsi="Microsoft YaHei" w:eastAsia="Microsoft YaHei"/>
         </w:rPr>
-        <w:t>找到高优先级问题。</w:t>
+        <w:t>表格列配置：根据当前工作需要调整展示字段。</w:t>
       </w:r>
     </w:p>
     <w:p>
@@ -2674,7 +2578,7 @@
         <w:rPr>
           <w:rFonts w:ascii="Microsoft YaHei" w:hAnsi="Microsoft YaHei" w:eastAsia="Microsoft YaHei"/>
         </w:rPr>
-        <w:t>生成可执行的运营建议。</w:t>
+        <w:t>保存视图：将当前筛选条件保存为常用视图。</w:t>
       </w:r>
     </w:p>
     <w:p>
@@ -2685,67 +2589,81 @@
         <w:rPr>
           <w:rFonts w:ascii="Microsoft YaHei" w:hAnsi="Microsoft YaHei" w:eastAsia="Microsoft YaHei"/>
         </w:rPr>
-        <w:t>跟踪行动项处理状态。</w:t>
-      </w:r>
-    </w:p>
-    <w:p>
-      <w:r>
-        <w:rPr>
-          <w:rFonts w:ascii="Microsoft YaHei" w:hAnsi="Microsoft YaHei" w:eastAsia="Microsoft YaHei"/>
-        </w:rPr>
-        <w:t>行动项看板会按“未处理 / 处理中 / 已完成”等状态分列展示事项，支持修改状态、负责人、优先级和截止日期。中屏会保持两列统计卡片，手机端按钮会自动压缩成稳定布局，便于轻量跟进。</w:t>
-      </w:r>
-    </w:p>
-    <w:p>
-      <w:r>
-        <w:rPr>
-          <w:rFonts w:ascii="Microsoft YaHei" w:hAnsi="Microsoft YaHei" w:eastAsia="Microsoft YaHei"/>
-        </w:rPr>
-        <w:t>建议工作流：</w:t>
-      </w:r>
-    </w:p>
-    <w:p>
-      <w:pPr>
-        <w:pStyle w:val="ListNumber"/>
-      </w:pPr>
-      <w:r>
-        <w:rPr>
-          <w:rFonts w:ascii="Microsoft YaHei" w:hAnsi="Microsoft YaHei" w:eastAsia="Microsoft YaHei"/>
-        </w:rPr>
-        <w:t>先从分析报告定位主要问题。</w:t>
-      </w:r>
-    </w:p>
-    <w:p>
-      <w:pPr>
-        <w:pStyle w:val="ListNumber"/>
-      </w:pPr>
-      <w:r>
-        <w:rPr>
-          <w:rFonts w:ascii="Microsoft YaHei" w:hAnsi="Microsoft YaHei" w:eastAsia="Microsoft YaHei"/>
-        </w:rPr>
-        <w:t>进入增长运营查看系统整理的机会点。</w:t>
-      </w:r>
-    </w:p>
-    <w:p>
-      <w:pPr>
-        <w:pStyle w:val="ListNumber"/>
-      </w:pPr>
-      <w:r>
-        <w:rPr>
-          <w:rFonts w:ascii="Microsoft YaHei" w:hAnsi="Microsoft YaHei" w:eastAsia="Microsoft YaHei"/>
-        </w:rPr>
-        <w:t>将可执行事项分配给负责人。</w:t>
-      </w:r>
-    </w:p>
-    <w:p>
-      <w:pPr>
-        <w:pStyle w:val="ListNumber"/>
-      </w:pPr>
-      <w:r>
-        <w:rPr>
-          <w:rFonts w:ascii="Microsoft YaHei" w:hAnsi="Microsoft YaHei" w:eastAsia="Microsoft YaHei"/>
-        </w:rPr>
-        <w:t>定期复盘处理状态和后续评论变化。</w:t>
+        <w:t>导出：导出当前筛选结果。</w:t>
+      </w:r>
+    </w:p>
+    <w:p>
+      <w:pPr>
+        <w:pStyle w:val="ListBullet"/>
+      </w:pPr>
+      <w:r>
+        <w:rPr>
+          <w:rFonts w:ascii="Microsoft YaHei" w:hAnsi="Microsoft YaHei" w:eastAsia="Microsoft YaHei"/>
+        </w:rPr>
+        <w:t>人工修正：对 AI 判断错误的情绪、标签或摘要进行纠正。</w:t>
+      </w:r>
+    </w:p>
+    <w:p>
+      <w:pPr>
+        <w:pStyle w:val="ListBullet"/>
+      </w:pPr>
+      <w:r>
+        <w:rPr>
+          <w:rFonts w:ascii="Microsoft YaHei" w:hAnsi="Microsoft YaHei" w:eastAsia="Microsoft YaHei"/>
+        </w:rPr>
+        <w:t>移动端卡片：在手机上查看评论明细时，系统会以卡片和分页展示评论摘要、情绪、意图和时间，减少横向表格操作。</w:t>
+      </w:r>
+    </w:p>
+    <w:p>
+      <w:r>
+        <w:rPr>
+          <w:rFonts w:ascii="Microsoft YaHei" w:hAnsi="Microsoft YaHei" w:eastAsia="Microsoft YaHei"/>
+        </w:rPr>
+        <w:t>建议用法：</w:t>
+      </w:r>
+    </w:p>
+    <w:p>
+      <w:pPr>
+        <w:pStyle w:val="ListBullet"/>
+      </w:pPr>
+      <w:r>
+        <w:rPr>
+          <w:rFonts w:ascii="Microsoft YaHei" w:hAnsi="Microsoft YaHei" w:eastAsia="Microsoft YaHei"/>
+        </w:rPr>
+        <w:t>报告结论有疑问时，回到评论明细抽查原文。</w:t>
+      </w:r>
+    </w:p>
+    <w:p>
+      <w:pPr>
+        <w:pStyle w:val="ListBullet"/>
+      </w:pPr>
+      <w:r>
+        <w:rPr>
+          <w:rFonts w:ascii="Microsoft YaHei" w:hAnsi="Microsoft YaHei" w:eastAsia="Microsoft YaHei"/>
+        </w:rPr>
+        <w:t>做专题分析时，先筛选关键词，再保存视图。</w:t>
+      </w:r>
+    </w:p>
+    <w:p>
+      <w:pPr>
+        <w:pStyle w:val="ListBullet"/>
+      </w:pPr>
+      <w:r>
+        <w:rPr>
+          <w:rFonts w:ascii="Microsoft YaHei" w:hAnsi="Microsoft YaHei" w:eastAsia="Microsoft YaHei"/>
+        </w:rPr>
+        <w:t>交付外部报告前，导出关键评论作为证据。</w:t>
+      </w:r>
+    </w:p>
+    <w:p>
+      <w:pPr>
+        <w:pStyle w:val="ListBullet"/>
+      </w:pPr>
+      <w:r>
+        <w:rPr>
+          <w:rFonts w:ascii="Microsoft YaHei" w:hAnsi="Microsoft YaHei" w:eastAsia="Microsoft YaHei"/>
+        </w:rPr>
+        <w:t>发现 AI 误判时，使用人工修正沉淀反馈。</w:t>
       </w:r>
     </w:p>
     <w:p>
@@ -2756,15 +2674,15 @@
         <w:rPr>
           <w:rFonts w:ascii="Microsoft YaHei" w:hAnsi="Microsoft YaHei" w:eastAsia="Microsoft YaHei"/>
         </w:rPr>
-        <w:t>10. 超管后台</w:t>
-      </w:r>
-    </w:p>
-    <w:p>
-      <w:r>
-        <w:rPr>
-          <w:rFonts w:ascii="Microsoft YaHei" w:hAnsi="Microsoft YaHei" w:eastAsia="Microsoft YaHei"/>
-        </w:rPr>
-        <w:t>超管后台用于管理平台级资源，包括用户、工作区、邀请码和配额。</w:t>
+        <w:t>9. 增长运营</w:t>
+      </w:r>
+    </w:p>
+    <w:p>
+      <w:r>
+        <w:rPr>
+          <w:rFonts w:ascii="Microsoft YaHei" w:hAnsi="Microsoft YaHei" w:eastAsia="Microsoft YaHei"/>
+        </w:rPr>
+        <w:t>增长运营页用于把评论洞察转化为运营动作，例如内容选题、问题跟进、用户痛点处理和机会点管理。</w:t>
       </w:r>
     </w:p>
     <w:p>
@@ -2778,7 +2696,7 @@
           <w:color w:val="475569"/>
           <w:sz w:val="18"/>
         </w:rPr>
-        <w:t>图：超管后台</w:t>
+        <w:t>图：增长运营</w:t>
       </w:r>
     </w:p>
     <w:p>
@@ -2800,7 +2718,7 @@
               <a:graphicData uri="http://schemas.openxmlformats.org/drawingml/2006/picture">
                 <pic:pic>
                   <pic:nvPicPr>
-                    <pic:cNvPr id="0" name="09-admin.png"/>
+                    <pic:cNvPr id="0" name="08-growth.png"/>
                     <pic:cNvPicPr/>
                   </pic:nvPicPr>
                   <pic:blipFill>
@@ -2828,7 +2746,7 @@
         <w:rPr>
           <w:rFonts w:ascii="Microsoft YaHei" w:hAnsi="Microsoft YaHei" w:eastAsia="Microsoft YaHei"/>
         </w:rPr>
-        <w:t>常用管理项：</w:t>
+        <w:t>常见用途：</w:t>
       </w:r>
     </w:p>
     <w:p>
@@ -2839,7 +2757,7 @@
         <w:rPr>
           <w:rFonts w:ascii="Microsoft YaHei" w:hAnsi="Microsoft YaHei" w:eastAsia="Microsoft YaHei"/>
         </w:rPr>
-        <w:t>用户管理：创建用户、修改用户名称、设置是否为超管。</w:t>
+        <w:t>查看近期用户反馈趋势。</w:t>
       </w:r>
     </w:p>
     <w:p>
@@ -2850,7 +2768,7 @@
         <w:rPr>
           <w:rFonts w:ascii="Microsoft YaHei" w:hAnsi="Microsoft YaHei" w:eastAsia="Microsoft YaHei"/>
         </w:rPr>
-        <w:t>邀请码：创建邀请码，控制新用户注册。</w:t>
+        <w:t>对比不同任务或内容的反馈表现。</w:t>
       </w:r>
     </w:p>
     <w:p>
@@ -2861,7 +2779,7 @@
         <w:rPr>
           <w:rFonts w:ascii="Microsoft YaHei" w:hAnsi="Microsoft YaHei" w:eastAsia="Microsoft YaHei"/>
         </w:rPr>
-        <w:t>工作区管理：创建或维护不同团队/客户的工作区。</w:t>
+        <w:t>找到高优先级问题。</w:t>
       </w:r>
     </w:p>
     <w:p>
@@ -2872,15 +2790,7 @@
         <w:rPr>
           <w:rFonts w:ascii="Microsoft YaHei" w:hAnsi="Microsoft YaHei" w:eastAsia="Microsoft YaHei"/>
         </w:rPr>
-        <w:t>额度管理：设置每月评论额度和分析次数额度。</w:t>
-      </w:r>
-    </w:p>
-    <w:p>
-      <w:r>
-        <w:rPr>
-          <w:rFonts w:ascii="Microsoft YaHei" w:hAnsi="Microsoft YaHei" w:eastAsia="Microsoft YaHei"/>
-        </w:rPr>
-        <w:t>建议：</w:t>
+        <w:t>生成可执行的运营建议。</w:t>
       </w:r>
     </w:p>
     <w:p>
@@ -2891,40 +2801,67 @@
         <w:rPr>
           <w:rFonts w:ascii="Microsoft YaHei" w:hAnsi="Microsoft YaHei" w:eastAsia="Microsoft YaHei"/>
         </w:rPr>
-        <w:t>普通用户不要开放模型和抓取设置。</w:t>
-      </w:r>
-    </w:p>
-    <w:p>
-      <w:pPr>
-        <w:pStyle w:val="ListBullet"/>
-      </w:pPr>
-      <w:r>
-        <w:rPr>
-          <w:rFonts w:ascii="Microsoft YaHei" w:hAnsi="Microsoft YaHei" w:eastAsia="Microsoft YaHei"/>
-        </w:rPr>
-        <w:t>不同客户或团队建议使用不同工作区隔离数据。</w:t>
-      </w:r>
-    </w:p>
-    <w:p>
-      <w:pPr>
-        <w:pStyle w:val="ListBullet"/>
-      </w:pPr>
-      <w:r>
-        <w:rPr>
-          <w:rFonts w:ascii="Microsoft YaHei" w:hAnsi="Microsoft YaHei" w:eastAsia="Microsoft YaHei"/>
-        </w:rPr>
-        <w:t>定期检查额度使用情况，避免任务失败时才发现额度不足。</w:t>
-      </w:r>
-    </w:p>
-    <w:p>
-      <w:pPr>
-        <w:pStyle w:val="ListBullet"/>
-      </w:pPr>
-      <w:r>
-        <w:rPr>
-          <w:rFonts w:ascii="Microsoft YaHei" w:hAnsi="Microsoft YaHei" w:eastAsia="Microsoft YaHei"/>
-        </w:rPr>
-        <w:t>生产环境不要使用简单密码。</w:t>
+        <w:t>跟踪行动项处理状态。</w:t>
+      </w:r>
+    </w:p>
+    <w:p>
+      <w:r>
+        <w:rPr>
+          <w:rFonts w:ascii="Microsoft YaHei" w:hAnsi="Microsoft YaHei" w:eastAsia="Microsoft YaHei"/>
+        </w:rPr>
+        <w:t>行动项看板会按“未处理 / 处理中 / 已完成”等状态分列展示事项，支持修改状态、负责人、优先级和截止日期。中屏会保持两列统计卡片，手机端按钮会自动压缩成稳定布局，便于轻量跟进。</w:t>
+      </w:r>
+    </w:p>
+    <w:p>
+      <w:r>
+        <w:rPr>
+          <w:rFonts w:ascii="Microsoft YaHei" w:hAnsi="Microsoft YaHei" w:eastAsia="Microsoft YaHei"/>
+        </w:rPr>
+        <w:t>建议工作流：</w:t>
+      </w:r>
+    </w:p>
+    <w:p>
+      <w:pPr>
+        <w:pStyle w:val="ListNumber"/>
+      </w:pPr>
+      <w:r>
+        <w:rPr>
+          <w:rFonts w:ascii="Microsoft YaHei" w:hAnsi="Microsoft YaHei" w:eastAsia="Microsoft YaHei"/>
+        </w:rPr>
+        <w:t>先从分析报告定位主要问题。</w:t>
+      </w:r>
+    </w:p>
+    <w:p>
+      <w:pPr>
+        <w:pStyle w:val="ListNumber"/>
+      </w:pPr>
+      <w:r>
+        <w:rPr>
+          <w:rFonts w:ascii="Microsoft YaHei" w:hAnsi="Microsoft YaHei" w:eastAsia="Microsoft YaHei"/>
+        </w:rPr>
+        <w:t>进入增长运营查看系统整理的机会点。</w:t>
+      </w:r>
+    </w:p>
+    <w:p>
+      <w:pPr>
+        <w:pStyle w:val="ListNumber"/>
+      </w:pPr>
+      <w:r>
+        <w:rPr>
+          <w:rFonts w:ascii="Microsoft YaHei" w:hAnsi="Microsoft YaHei" w:eastAsia="Microsoft YaHei"/>
+        </w:rPr>
+        <w:t>将可执行事项分配给负责人。</w:t>
+      </w:r>
+    </w:p>
+    <w:p>
+      <w:pPr>
+        <w:pStyle w:val="ListNumber"/>
+      </w:pPr>
+      <w:r>
+        <w:rPr>
+          <w:rFonts w:ascii="Microsoft YaHei" w:hAnsi="Microsoft YaHei" w:eastAsia="Microsoft YaHei"/>
+        </w:rPr>
+        <w:t>定期复盘处理状态和后续评论变化。</w:t>
       </w:r>
     </w:p>
     <w:p>
@@ -2935,15 +2872,15 @@
         <w:rPr>
           <w:rFonts w:ascii="Microsoft YaHei" w:hAnsi="Microsoft YaHei" w:eastAsia="Microsoft YaHei"/>
         </w:rPr>
-        <w:t>11. 抓取设置</w:t>
-      </w:r>
-    </w:p>
-    <w:p>
-      <w:r>
-        <w:rPr>
-          <w:rFonts w:ascii="Microsoft YaHei" w:hAnsi="Microsoft YaHei" w:eastAsia="Microsoft YaHei"/>
-        </w:rPr>
-        <w:t>抓取设置由超管统一维护，普通用户不需要配置。</w:t>
+        <w:t>10. 超管后台</w:t>
+      </w:r>
+    </w:p>
+    <w:p>
+      <w:r>
+        <w:rPr>
+          <w:rFonts w:ascii="Microsoft YaHei" w:hAnsi="Microsoft YaHei" w:eastAsia="Microsoft YaHei"/>
+        </w:rPr>
+        <w:t>超管后台用于管理平台级资源，包括用户、工作区、邀请码和配额。</w:t>
       </w:r>
     </w:p>
     <w:p>
@@ -2957,7 +2894,7 @@
           <w:color w:val="475569"/>
           <w:sz w:val="18"/>
         </w:rPr>
-        <w:t>图：抓取设置</w:t>
+        <w:t>图：超管后台</w:t>
       </w:r>
     </w:p>
     <w:p>
@@ -2979,7 +2916,7 @@
               <a:graphicData uri="http://schemas.openxmlformats.org/drawingml/2006/picture">
                 <pic:pic>
                   <pic:nvPicPr>
-                    <pic:cNvPr id="0" name="10-settings-crawler.png"/>
+                    <pic:cNvPr id="0" name="09-admin.png"/>
                     <pic:cNvPicPr/>
                   </pic:nvPicPr>
                   <pic:blipFill>
@@ -3007,6 +2944,185 @@
         <w:rPr>
           <w:rFonts w:ascii="Microsoft YaHei" w:hAnsi="Microsoft YaHei" w:eastAsia="Microsoft YaHei"/>
         </w:rPr>
+        <w:t>常用管理项：</w:t>
+      </w:r>
+    </w:p>
+    <w:p>
+      <w:pPr>
+        <w:pStyle w:val="ListBullet"/>
+      </w:pPr>
+      <w:r>
+        <w:rPr>
+          <w:rFonts w:ascii="Microsoft YaHei" w:hAnsi="Microsoft YaHei" w:eastAsia="Microsoft YaHei"/>
+        </w:rPr>
+        <w:t>用户管理：创建用户、修改用户名称、设置是否为超管。</w:t>
+      </w:r>
+    </w:p>
+    <w:p>
+      <w:pPr>
+        <w:pStyle w:val="ListBullet"/>
+      </w:pPr>
+      <w:r>
+        <w:rPr>
+          <w:rFonts w:ascii="Microsoft YaHei" w:hAnsi="Microsoft YaHei" w:eastAsia="Microsoft YaHei"/>
+        </w:rPr>
+        <w:t>邀请码：创建邀请码，控制新用户注册。</w:t>
+      </w:r>
+    </w:p>
+    <w:p>
+      <w:pPr>
+        <w:pStyle w:val="ListBullet"/>
+      </w:pPr>
+      <w:r>
+        <w:rPr>
+          <w:rFonts w:ascii="Microsoft YaHei" w:hAnsi="Microsoft YaHei" w:eastAsia="Microsoft YaHei"/>
+        </w:rPr>
+        <w:t>工作区管理：创建或维护不同团队/客户的工作区。</w:t>
+      </w:r>
+    </w:p>
+    <w:p>
+      <w:pPr>
+        <w:pStyle w:val="ListBullet"/>
+      </w:pPr>
+      <w:r>
+        <w:rPr>
+          <w:rFonts w:ascii="Microsoft YaHei" w:hAnsi="Microsoft YaHei" w:eastAsia="Microsoft YaHei"/>
+        </w:rPr>
+        <w:t>额度管理：设置每月评论额度和分析次数额度。</w:t>
+      </w:r>
+    </w:p>
+    <w:p>
+      <w:r>
+        <w:rPr>
+          <w:rFonts w:ascii="Microsoft YaHei" w:hAnsi="Microsoft YaHei" w:eastAsia="Microsoft YaHei"/>
+        </w:rPr>
+        <w:t>建议：</w:t>
+      </w:r>
+    </w:p>
+    <w:p>
+      <w:pPr>
+        <w:pStyle w:val="ListBullet"/>
+      </w:pPr>
+      <w:r>
+        <w:rPr>
+          <w:rFonts w:ascii="Microsoft YaHei" w:hAnsi="Microsoft YaHei" w:eastAsia="Microsoft YaHei"/>
+        </w:rPr>
+        <w:t>普通用户不要开放模型和抓取设置。</w:t>
+      </w:r>
+    </w:p>
+    <w:p>
+      <w:pPr>
+        <w:pStyle w:val="ListBullet"/>
+      </w:pPr>
+      <w:r>
+        <w:rPr>
+          <w:rFonts w:ascii="Microsoft YaHei" w:hAnsi="Microsoft YaHei" w:eastAsia="Microsoft YaHei"/>
+        </w:rPr>
+        <w:t>不同客户或团队建议使用不同工作区隔离数据。</w:t>
+      </w:r>
+    </w:p>
+    <w:p>
+      <w:pPr>
+        <w:pStyle w:val="ListBullet"/>
+      </w:pPr>
+      <w:r>
+        <w:rPr>
+          <w:rFonts w:ascii="Microsoft YaHei" w:hAnsi="Microsoft YaHei" w:eastAsia="Microsoft YaHei"/>
+        </w:rPr>
+        <w:t>定期检查额度使用情况，避免任务失败时才发现额度不足。</w:t>
+      </w:r>
+    </w:p>
+    <w:p>
+      <w:pPr>
+        <w:pStyle w:val="ListBullet"/>
+      </w:pPr>
+      <w:r>
+        <w:rPr>
+          <w:rFonts w:ascii="Microsoft YaHei" w:hAnsi="Microsoft YaHei" w:eastAsia="Microsoft YaHei"/>
+        </w:rPr>
+        <w:t>生产环境不要使用简单密码。</w:t>
+      </w:r>
+    </w:p>
+    <w:p>
+      <w:pPr>
+        <w:pStyle w:val="Heading2"/>
+      </w:pPr>
+      <w:r>
+        <w:rPr>
+          <w:rFonts w:ascii="Microsoft YaHei" w:hAnsi="Microsoft YaHei" w:eastAsia="Microsoft YaHei"/>
+        </w:rPr>
+        <w:t>11. 抓取设置</w:t>
+      </w:r>
+    </w:p>
+    <w:p>
+      <w:r>
+        <w:rPr>
+          <w:rFonts w:ascii="Microsoft YaHei" w:hAnsi="Microsoft YaHei" w:eastAsia="Microsoft YaHei"/>
+        </w:rPr>
+        <w:t>抓取设置由超管统一维护，普通用户不需要配置。</w:t>
+      </w:r>
+    </w:p>
+    <w:p>
+      <w:pPr>
+        <w:spacing w:before="160" w:after="80"/>
+        <w:jc w:val="center"/>
+      </w:pPr>
+      <w:r>
+        <w:rPr>
+          <w:rFonts w:ascii="Microsoft YaHei" w:hAnsi="Microsoft YaHei" w:eastAsia="Microsoft YaHei"/>
+          <w:color w:val="475569"/>
+          <w:sz w:val="18"/>
+        </w:rPr>
+        <w:t>图：抓取设置</w:t>
+      </w:r>
+    </w:p>
+    <w:p>
+      <w:pPr>
+        <w:jc w:val="center"/>
+      </w:pPr>
+      <w:r>
+        <w:rPr>
+          <w:rFonts w:ascii="Microsoft YaHei" w:hAnsi="Microsoft YaHei" w:eastAsia="Microsoft YaHei"/>
+        </w:rPr>
+        <w:drawing>
+          <wp:inline xmlns:a="http://schemas.openxmlformats.org/drawingml/2006/main" xmlns:pic="http://schemas.openxmlformats.org/drawingml/2006/picture">
+            <wp:extent cx="5806440" cy="3266122"/>
+            <wp:docPr id="11" name="Picture 11"/>
+            <wp:cNvGraphicFramePr>
+              <a:graphicFrameLocks noChangeAspect="1"/>
+            </wp:cNvGraphicFramePr>
+            <a:graphic>
+              <a:graphicData uri="http://schemas.openxmlformats.org/drawingml/2006/picture">
+                <pic:pic>
+                  <pic:nvPicPr>
+                    <pic:cNvPr id="0" name="10-settings-crawler.png"/>
+                    <pic:cNvPicPr/>
+                  </pic:nvPicPr>
+                  <pic:blipFill>
+                    <a:blip r:embed="rId21"/>
+                    <a:stretch>
+                      <a:fillRect/>
+                    </a:stretch>
+                  </pic:blipFill>
+                  <pic:spPr>
+                    <a:xfrm>
+                      <a:off x="0" y="0"/>
+                      <a:ext cx="5806440" cy="3266122"/>
+                    </a:xfrm>
+                    <a:prstGeom prst="rect"/>
+                  </pic:spPr>
+                </pic:pic>
+              </a:graphicData>
+            </a:graphic>
+          </wp:inline>
+        </w:drawing>
+      </w:r>
+    </w:p>
+    <w:p>
+      <w:r>
+        <w:rPr>
+          <w:rFonts w:ascii="Microsoft YaHei" w:hAnsi="Microsoft YaHei" w:eastAsia="Microsoft YaHei"/>
+        </w:rPr>
         <w:t>常见配置方向：</w:t>
       </w:r>
     </w:p>
@@ -3295,7 +3411,7 @@
         <w:drawing>
           <wp:inline xmlns:a="http://schemas.openxmlformats.org/drawingml/2006/main" xmlns:pic="http://schemas.openxmlformats.org/drawingml/2006/picture">
             <wp:extent cx="2377440" cy="5263423"/>
-            <wp:docPr id="11" name="Picture 11"/>
+            <wp:docPr id="12" name="Picture 12"/>
             <wp:cNvGraphicFramePr>
               <a:graphicFrameLocks noChangeAspect="1"/>
             </wp:cNvGraphicFramePr>
@@ -3307,7 +3423,7 @@
                     <pic:cNvPicPr/>
                   </pic:nvPicPr>
                   <pic:blipFill>
-                    <a:blip r:embed="rId21"/>
+                    <a:blip r:embed="rId22"/>
                     <a:stretch>
                       <a:fillRect/>
                     </a:stretch>
